--- a/Documents/Mansakha_Commit_Ledger.docx
+++ b/Documents/Mansakha_Commit_Ledger.docx
@@ -1744,6 +1744,129 @@
       </w:pPr>
       <w:r>
         <w:t xml:space="preserve">Fixed three account create/delete flows that could previously leave a broken half-written record if the second of two database writes failed (victim + victim identity, official + role assignment, and a safer delete-victim history check), by wrapping each in a real database transaction</w:t>
+      </w:r>
+    </w:p>
+    <w:p>
+      <w:pPr>
+        <w:spacing w:after="20" w:before="200"/>
+      </w:pPr>
+      <w:r>
+        <w:rPr>
+          <w:rFonts w:ascii="Consolas" w:cs="Consolas" w:eastAsia="Consolas" w:hAnsi="Consolas"/>
+          <w:b/>
+          <w:bCs/>
+          <w:sz w:val="22"/>
+          <w:szCs w:val="22"/>
+        </w:rPr>
+        <w:t xml:space="preserve">7bd907d</w:t>
+      </w:r>
+    </w:p>
+    <w:p>
+      <w:pPr>
+        <w:spacing w:after="80"/>
+      </w:pPr>
+      <w:r>
+        <w:rPr>
+          <w:i/>
+          <w:iCs/>
+          <w:sz w:val="22"/>
+          <w:szCs w:val="22"/>
+        </w:rPr>
+        <w:t xml:space="preserve">Merge pull request #4 from Ganga9115/ML_Integration ("Integration done")</w:t>
+      </w:r>
+    </w:p>
+    <w:p>
+      <w:pPr>
+        <w:pStyle w:val="ListParagraph"/>
+        <w:numPr>
+          <w:ilvl w:val="0"/>
+          <w:numId w:val="1"/>
+        </w:numPr>
+        <w:spacing w:after="40"/>
+      </w:pPr>
+      <w:r>
+        <w:t xml:space="preserve">Victim app Check-in: replaced the previous flow with a real conversational companion powered by a locally-running Ollama model (on-device, never reaches Mansakha's backend or any third-party AI service) - a calm, short-reply chat companion for the check-in conversation itself</w:t>
+      </w:r>
+    </w:p>
+    <w:p>
+      <w:pPr>
+        <w:pStyle w:val="ListParagraph"/>
+        <w:numPr>
+          <w:ilvl w:val="0"/>
+          <w:numId w:val="1"/>
+        </w:numPr>
+        <w:spacing w:after="40"/>
+      </w:pPr>
+      <w:r>
+        <w:t xml:space="preserve">After the conversation, a separate analysis step (still local to Ollama) extracts sentiment, emotion, a one-line reason, a suggested intervention type, and a short case-note summary as structured JSON - this is what actually reaches the backend, not the raw chat transcript</w:t>
+      </w:r>
+    </w:p>
+    <w:p>
+      <w:pPr>
+        <w:pStyle w:val="ListParagraph"/>
+        <w:numPr>
+          <w:ilvl w:val="0"/>
+          <w:numId w:val="1"/>
+        </w:numPr>
+        <w:spacing w:after="40"/>
+      </w:pPr>
+      <w:r>
+        <w:t xml:space="preserve">Backend: updated victim.js and ai.js to accept and store this richer check-in analysis shape</w:t>
+      </w:r>
+    </w:p>
+    <w:p>
+      <w:pPr>
+        <w:spacing w:after="20" w:before="200"/>
+      </w:pPr>
+      <w:r>
+        <w:rPr>
+          <w:rFonts w:ascii="Consolas" w:cs="Consolas" w:eastAsia="Consolas" w:hAnsi="Consolas"/>
+          <w:b/>
+          <w:bCs/>
+          <w:sz w:val="22"/>
+          <w:szCs w:val="22"/>
+        </w:rPr>
+        <w:t xml:space="preserve">5c469b7</w:t>
+      </w:r>
+    </w:p>
+    <w:p>
+      <w:pPr>
+        <w:spacing w:after="80"/>
+      </w:pPr>
+      <w:r>
+        <w:rPr>
+          <w:i/>
+          <w:iCs/>
+          <w:sz w:val="22"/>
+          <w:szCs w:val="22"/>
+        </w:rPr>
+        <w:t xml:space="preserve">Fix Staff Management: blank role/jurisdiction/status columns, wrong Cancel icon</w:t>
+      </w:r>
+    </w:p>
+    <w:p>
+      <w:pPr>
+        <w:pStyle w:val="ListParagraph"/>
+        <w:numPr>
+          <w:ilvl w:val="0"/>
+          <w:numId w:val="1"/>
+        </w:numPr>
+        <w:spacing w:after="40"/>
+      </w:pPr>
+      <w:r>
+        <w:t xml:space="preserve">GET /api/ministry/staff returned each account's role/jurisdiction nested inside a roles[] array, but the table read roleName/jurisdictionName/status directly off each row - all three were rendering blank. Flattened the active role(s) onto the row and derived status (active/revoked) from whether any role assignment is still unrevoked</w:t>
+      </w:r>
+    </w:p>
+    <w:p>
+      <w:pPr>
+        <w:pStyle w:val="ListParagraph"/>
+        <w:numPr>
+          <w:ilvl w:val="0"/>
+          <w:numId w:val="1"/>
+        </w:numPr>
+        <w:spacing w:after="40"/>
+      </w:pPr>
+      <w:r>
+        <w:t xml:space="preserve">The Create Account / Cancel toggle button kept its "add person" icon even while reading "Cancel" - swapped to an X icon in that state</w:t>
       </w:r>
     </w:p>
     <w:p>

--- a/Documents/Mansakha_Commit_Ledger.docx
+++ b/Documents/Mansakha_Commit_Ledger.docx
@@ -1867,6 +1867,133 @@
       </w:pPr>
       <w:r>
         <w:t xml:space="preserve">The Create Account / Cancel toggle button kept its "add person" icon even while reading "Cancel" - swapped to an X icon in that state</w:t>
+      </w:r>
+    </w:p>
+    <w:p>
+      <w:r>
+        <w:rPr>
+          <w:rFonts w:ascii="Consolas" w:hAnsi="Consolas"/>
+          <w:b/>
+          <w:sz w:val="22"/>
+        </w:rPr>
+        <w:t>9658d79</w:t>
+      </w:r>
+    </w:p>
+    <w:p>
+      <w:r>
+        <w:rPr>
+          <w:i/>
+          <w:sz w:val="22"/>
+        </w:rPr>
+        <w:t>Fix dashboard/heatmap perf and field-name bugs, add comparison graphs, seed test data</w:t>
+      </w:r>
+    </w:p>
+    <w:p>
+      <w:pPr>
+        <w:pStyle w:val="ListParagraph"/>
+        <w:numPr>
+          <w:ilvl w:val="0"/>
+          <w:numId w:val="1"/>
+        </w:numPr>
+      </w:pPr>
+      <w:r>
+        <w:t>Ministry, State Admin, and National Admin dashboards and the Heatmap page were reading response fields the backend didn't actually send, so their totals and breakdown tables had been silently blank</w:t>
+      </w:r>
+    </w:p>
+    <w:p>
+      <w:pPr>
+        <w:pStyle w:val="ListParagraph"/>
+        <w:numPr>
+          <w:ilvl w:val="0"/>
+          <w:numId w:val="1"/>
+        </w:numPr>
+      </w:pPr>
+      <w:r>
+        <w:t>Cut the National/State dashboard load time from 30-40 seconds to about 10 seconds - the per-state queries ran one after another and went through the Supabase REST API; now they run in parallel over a direct Postgres connection</w:t>
+      </w:r>
+    </w:p>
+    <w:p>
+      <w:pPr>
+        <w:pStyle w:val="ListParagraph"/>
+        <w:numPr>
+          <w:ilvl w:val="0"/>
+          <w:numId w:val="1"/>
+        </w:numPr>
+      </w:pPr>
+      <w:r>
+        <w:t>Added ranked bar and donut comparison graphs (cases by district/state, risk-level breakdown) for Ministry, State Admin, and National Admin</w:t>
+      </w:r>
+    </w:p>
+    <w:p>
+      <w:pPr>
+        <w:pStyle w:val="ListParagraph"/>
+        <w:numPr>
+          <w:ilvl w:val="0"/>
+          <w:numId w:val="1"/>
+        </w:numPr>
+      </w:pPr>
+      <w:r>
+        <w:t>Fixed the sidebar so Log Out stays pinned at the bottom without the whole page scrolling when the nav list is too tall for one screen</w:t>
+      </w:r>
+    </w:p>
+    <w:p>
+      <w:pPr>
+        <w:pStyle w:val="ListParagraph"/>
+        <w:numPr>
+          <w:ilvl w:val="0"/>
+          <w:numId w:val="1"/>
+        </w:numPr>
+      </w:pPr>
+      <w:r>
+        <w:t>Fixed the Victim Login screen's card not centering on tablet/desktop widths</w:t>
+      </w:r>
+    </w:p>
+    <w:p>
+      <w:pPr>
+        <w:pStyle w:val="ListParagraph"/>
+        <w:numPr>
+          <w:ilvl w:val="0"/>
+          <w:numId w:val="1"/>
+        </w:numPr>
+      </w:pPr>
+      <w:r>
+        <w:t>Added a Ministry Profile page, which hadn't existed before</w:t>
+      </w:r>
+    </w:p>
+    <w:p>
+      <w:pPr>
+        <w:pStyle w:val="ListParagraph"/>
+        <w:numPr>
+          <w:ilvl w:val="0"/>
+          <w:numId w:val="1"/>
+        </w:numPr>
+      </w:pPr>
+      <w:r>
+        <w:t>Removed the Gemini Analytics widget from the Ministry Dashboard, per request</w:t>
+      </w:r>
+    </w:p>
+    <w:p>
+      <w:pPr>
+        <w:pStyle w:val="ListParagraph"/>
+        <w:numPr>
+          <w:ilvl w:val="0"/>
+          <w:numId w:val="1"/>
+        </w:numPr>
+      </w:pPr>
+      <w:r>
+        <w:t>Repeated identical toast notifications now replace each other instead of stacking into a wall of duplicates</w:t>
+      </w:r>
+    </w:p>
+    <w:p>
+      <w:pPr>
+        <w:pStyle w:val="ListParagraph"/>
+        <w:numPr>
+          <w:ilvl w:val="0"/>
+          <w:numId w:val="1"/>
+        </w:numPr>
+      </w:pPr>
+      <w:r>
+        <w:t>Seeded 500 test victims and 50 counsellors across states for QA testing</w:t>
       </w:r>
     </w:p>
     <w:p>

--- a/Documents/Mansakha_Commit_Ledger.docx
+++ b/Documents/Mansakha_Commit_Ledger.docx
@@ -1994,6 +1994,125 @@
       </w:pPr>
       <w:r>
         <w:t>Seeded 500 test victims and 50 counsellors across states for QA testing</w:t>
+      </w:r>
+    </w:p>
+    <w:p>
+      <w:pPr>
+        <w:pStyle w:val="Heading1"/>
+        <w:spacing w:after="120" w:before="400"/>
+      </w:pPr>
+      <w:r>
+        <w:t>newRoles branch</w:t>
+      </w:r>
+    </w:p>
+    <w:p>
+      <w:pPr>
+        <w:spacing w:after="160"/>
+      </w:pPr>
+      <w:r>
+        <w:t>Branched from KrishMehta-updatedStructure at ca0d68e. Adds a full new tier of District-level coordination roles - District Welfare Officer, Investigating Officer, Protection Officer, DLSA Coordinator, Special Public Prosecutor, District Collector, and Rehabilitation Officer - as their own backend routes and fully separate frontend portals, alongside a shared "Signin" page.</w:t>
+      </w:r>
+    </w:p>
+    <w:p>
+      <w:pPr>
+        <w:spacing w:after="20" w:before="200"/>
+      </w:pPr>
+      <w:r>
+        <w:rPr>
+          <w:b/>
+          <w:sz w:val="22"/>
+        </w:rPr>
+        <w:t>140ed03</w:t>
+      </w:r>
+    </w:p>
+    <w:p>
+      <w:pPr>
+        <w:spacing w:after="80"/>
+      </w:pPr>
+      <w:r>
+        <w:rPr>
+          <w:i/>
+          <w:sz w:val="22"/>
+        </w:rPr>
+        <w:t>Add 7 new coordination-role portals (DWO, IO, Protection Officer, DLSA, SPP, District Collector, Rehabilitation Officer)</w:t>
+      </w:r>
+    </w:p>
+    <w:p>
+      <w:pPr>
+        <w:pStyle w:val="ListParagraph"/>
+        <w:numPr>
+          <w:ilvl w:val="0"/>
+          <w:numId w:val="1"/>
+        </w:numPr>
+        <w:spacing w:after="40"/>
+      </w:pPr>
+      <w:r>
+        <w:t>New agency_referrals/agency_referral_notes/agency_tasks tables plus rehabilitation_providers, with a shared "Signin" portal for the 7 roles</w:t>
+      </w:r>
+    </w:p>
+    <w:p>
+      <w:pPr>
+        <w:pStyle w:val="ListParagraph"/>
+        <w:numPr>
+          <w:ilvl w:val="0"/>
+          <w:numId w:val="1"/>
+        </w:numPr>
+        <w:spacing w:after="40"/>
+      </w:pPr>
+      <w:r>
+        <w:t>Each role gets its own backend route file and fully separate frontend (list -&gt; detail pages, notes thread, structured due-dated task assignment across roles, My Tasks with a working link back to the referral it concerns)</w:t>
+      </w:r>
+    </w:p>
+    <w:p>
+      <w:pPr>
+        <w:pStyle w:val="ListParagraph"/>
+        <w:numPr>
+          <w:ilvl w:val="0"/>
+          <w:numId w:val="1"/>
+        </w:numPr>
+        <w:spacing w:after="40"/>
+      </w:pPr>
+      <w:r>
+        <w:t>District Collector gets a read-only cross-agency view of every role's work on a case, plus automatic escalation when a referral goes stale or DLSA misses its 48h SLA</w:t>
+      </w:r>
+    </w:p>
+    <w:p>
+      <w:pPr>
+        <w:pStyle w:val="ListParagraph"/>
+        <w:numPr>
+          <w:ilvl w:val="0"/>
+          <w:numId w:val="1"/>
+        </w:numPr>
+        <w:spacing w:after="40"/>
+      </w:pPr>
+      <w:r>
+        <w:t>Post-case-closure rehabilitation: victim opt-in flow, provider selection, and a new victim-facing progress screen; case_stage's existing 'Rehabilitation' value reordered to mean this post-closure phase specifically</w:t>
+      </w:r>
+    </w:p>
+    <w:p>
+      <w:pPr>
+        <w:pStyle w:val="ListParagraph"/>
+        <w:numPr>
+          <w:ilvl w:val="0"/>
+          <w:numId w:val="1"/>
+        </w:numPr>
+        <w:spacing w:after="40"/>
+      </w:pPr>
+      <w:r>
+        <w:t>Threat Tier: Investigating Officer logs Accused Status, tier is computed server-side from that plus real sos_events history - a distinct axis from the AI distress score, never conflated with it</w:t>
+      </w:r>
+    </w:p>
+    <w:p>
+      <w:pPr>
+        <w:pStyle w:val="ListParagraph"/>
+        <w:numPr>
+          <w:ilvl w:val="0"/>
+          <w:numId w:val="1"/>
+        </w:numPr>
+        <w:spacing w:after="40"/>
+      </w:pPr>
+      <w:r>
+        <w:t>Zero changes to the existing check-in/distress-scoring/alert pipeline outside the two explicitly-scoped exceptions above</w:t>
       </w:r>
     </w:p>
     <w:p>
